--- a/SearchGuild/readme/Readme (rus).docx
+++ b/SearchGuild/readme/Readme (rus).docx
@@ -1362,7 +1362,6 @@
           <w:rFonts w:ascii="Times New Roman" w:hAnsi="Times New Roman" w:cs="Times New Roman"/>
           <w:sz w:val="24"/>
           <w:szCs w:val="24"/>
-          <w:lang w:val="en-GB"/>
         </w:rPr>
       </w:pPr>
       <w:r>
@@ -1430,8 +1429,6 @@
         </w:rPr>
         <w:t xml:space="preserve">автор текста </w:t>
       </w:r>
-      <w:bookmarkStart w:id="0" w:name="_GoBack"/>
-      <w:bookmarkEnd w:id="0"/>
       <w:proofErr w:type="spellStart"/>
       <w:r>
         <w:rPr>
@@ -1448,15 +1445,7 @@
           <w:sz w:val="24"/>
           <w:szCs w:val="24"/>
         </w:rPr>
-        <w:t xml:space="preserve">, </w:t>
-      </w:r>
-      <w:r>
-        <w:rPr>
-          <w:rFonts w:ascii="Times New Roman" w:hAnsi="Times New Roman" w:cs="Times New Roman"/>
-          <w:sz w:val="24"/>
-          <w:szCs w:val="24"/>
-        </w:rPr>
-        <w:t>дополнения к сценарию</w:t>
+        <w:t>, дополнения к сценарию</w:t>
       </w:r>
     </w:p>
     <w:p>
@@ -2424,6 +2413,103 @@
         </w:rPr>
         <w:t xml:space="preserve"> «Дело о пропавшем моряке»</w:t>
       </w:r>
+    </w:p>
+    <w:p>
+      <w:pPr>
+        <w:spacing w:after="0" w:line="240" w:lineRule="auto"/>
+        <w:jc w:val="both"/>
+        <w:rPr>
+          <w:rFonts w:ascii="Times New Roman" w:hAnsi="Times New Roman" w:cs="Times New Roman"/>
+          <w:sz w:val="24"/>
+          <w:szCs w:val="24"/>
+        </w:rPr>
+      </w:pPr>
+      <w:bookmarkStart w:id="0" w:name="_GoBack"/>
+      <w:proofErr w:type="gramStart"/>
+      <w:r>
+        <w:rPr>
+          <w:rFonts w:ascii="Times New Roman" w:hAnsi="Times New Roman" w:cs="Times New Roman"/>
+          <w:b/>
+          <w:sz w:val="24"/>
+          <w:szCs w:val="24"/>
+          <w:lang w:val="en-GB"/>
+        </w:rPr>
+        <w:t>v</w:t>
+      </w:r>
+      <w:r>
+        <w:rPr>
+          <w:rFonts w:ascii="Times New Roman" w:hAnsi="Times New Roman" w:cs="Times New Roman"/>
+          <w:b/>
+          <w:sz w:val="24"/>
+          <w:szCs w:val="24"/>
+        </w:rPr>
+        <w:t>.1.</w:t>
+      </w:r>
+      <w:r>
+        <w:rPr>
+          <w:rFonts w:ascii="Times New Roman" w:hAnsi="Times New Roman" w:cs="Times New Roman"/>
+          <w:b/>
+          <w:sz w:val="24"/>
+          <w:szCs w:val="24"/>
+        </w:rPr>
+        <w:t>5</w:t>
+      </w:r>
+      <w:r>
+        <w:rPr>
+          <w:rFonts w:ascii="Times New Roman" w:hAnsi="Times New Roman" w:cs="Times New Roman"/>
+          <w:b/>
+          <w:sz w:val="24"/>
+          <w:szCs w:val="24"/>
+        </w:rPr>
+        <w:t>.</w:t>
+      </w:r>
+      <w:r>
+        <w:rPr>
+          <w:rFonts w:ascii="Times New Roman" w:hAnsi="Times New Roman" w:cs="Times New Roman"/>
+          <w:b/>
+          <w:sz w:val="24"/>
+          <w:szCs w:val="24"/>
+        </w:rPr>
+        <w:t>2</w:t>
+      </w:r>
+      <w:proofErr w:type="gramEnd"/>
+      <w:r>
+        <w:rPr>
+          <w:rFonts w:ascii="Times New Roman" w:hAnsi="Times New Roman" w:cs="Times New Roman"/>
+          <w:b/>
+          <w:sz w:val="24"/>
+          <w:szCs w:val="24"/>
+        </w:rPr>
+        <w:t>.</w:t>
+      </w:r>
+      <w:r>
+        <w:rPr>
+          <w:rFonts w:ascii="Times New Roman" w:hAnsi="Times New Roman" w:cs="Times New Roman"/>
+          <w:sz w:val="24"/>
+          <w:szCs w:val="24"/>
+        </w:rPr>
+        <w:t xml:space="preserve"> </w:t>
+      </w:r>
+      <w:r>
+        <w:rPr>
+          <w:rFonts w:ascii="Times New Roman" w:hAnsi="Times New Roman" w:cs="Times New Roman"/>
+          <w:sz w:val="24"/>
+          <w:szCs w:val="24"/>
+        </w:rPr>
+        <w:t>Мелкие добавления в локациях гильдии</w:t>
+      </w:r>
+    </w:p>
+    <w:bookmarkEnd w:id="0"/>
+    <w:p>
+      <w:pPr>
+        <w:spacing w:after="0" w:line="240" w:lineRule="auto"/>
+        <w:jc w:val="both"/>
+        <w:rPr>
+          <w:rFonts w:ascii="Times New Roman" w:hAnsi="Times New Roman" w:cs="Times New Roman"/>
+          <w:sz w:val="24"/>
+          <w:szCs w:val="24"/>
+        </w:rPr>
+      </w:pPr>
     </w:p>
     <w:p>
       <w:pPr>
